--- a/output/docx/OperadorDeEcommerceRegistraOcorrenciaEmNotaDePicking.docx
+++ b/output/docx/OperadorDeEcommerceRegistraOcorrenciaEmNotaDePicking.docx
@@ -261,7 +261,7 @@
               <w:rPr>
                 <w:sz w:val="18"/>
               </w:rPr>
-              <w:t>Operador: clica no botao 'Registrar Ocorrencia' para uma determinada nota</w:t>
+              <w:t>Operador: clica no botao 'Registrar Ocorrencia'</w:t>
             </w:r>
           </w:p>
         </w:tc>
@@ -515,7 +515,7 @@
               <w:rPr>
                 <w:sz w:val="18"/>
               </w:rPr>
-              <w:t>Operador: clica no botao 'Registrar Ocorrencia' para uma determinada nota</w:t>
+              <w:t>Operador: clica no botao 'Registrar Ocorrencia'</w:t>
             </w:r>
           </w:p>
         </w:tc>
@@ -579,7 +579,7 @@
               <w:rPr>
                 <w:sz w:val="18"/>
               </w:rPr>
-              <w:t>Operador: clica no botao 'Registrar Ocorrencia' para uma determinada nota</w:t>
+              <w:t>Operador: clica no botao 'Registrar Ocorrencia'</w:t>
             </w:r>
           </w:p>
         </w:tc>
@@ -865,7 +865,7 @@
               <w:rPr>
                 <w:sz w:val="18"/>
               </w:rPr>
-              <w:t>Operador: clica no botao 'Registrar Ocorrencia' para uma determinada nota</w:t>
+              <w:t>Operador: clica no botao 'Registrar Ocorrencia'</w:t>
             </w:r>
           </w:p>
         </w:tc>
@@ -1119,7 +1119,7 @@
               <w:rPr>
                 <w:sz w:val="18"/>
               </w:rPr>
-              <w:t>Operador: clica no botao 'Registrar Ocorrencia' para uma determinada nota</w:t>
+              <w:t>Operador: clica no botao 'Registrar Ocorrencia'</w:t>
             </w:r>
           </w:p>
         </w:tc>
@@ -1183,7 +1183,7 @@
               <w:rPr>
                 <w:sz w:val="18"/>
               </w:rPr>
-              <w:t>Operador: nao insere a descricao da ocorrencia e clica no botao de 'Registrar'</w:t>
+              <w:t>Operador: nao insere a descricao da ocorrencia e clica no botao de 'Salvar'</w:t>
             </w:r>
           </w:p>
         </w:tc>
@@ -1215,7 +1215,7 @@
               <w:rPr>
                 <w:sz w:val="18"/>
               </w:rPr>
-              <w:t>Operador: insere descricao valida para Ocorrencia e clica no botao 'Registrar'</w:t>
+              <w:t>Operador: insere descricao valida para Ocorrencia e clica no botao 'Salvar'</w:t>
             </w:r>
           </w:p>
         </w:tc>
